--- a/Web Workers API/index.docx
+++ b/Web Workers API/index.docx
@@ -7,125 +7,529 @@
         <w:pStyle w:val="1"/>
         <w:spacing w:before="652" w:after="652"/>
         <w:rPr>
-          <w:rFonts w:hint="eastAsia"/>
+          <w:rFonts w:ascii="Times New Roman" w:hAnsi="Times New Roman"/>
         </w:rPr>
       </w:pPr>
-      <w:hyperlink r:id="rId7" w:history="1">
+      <w:r>
+        <w:rPr>
+          <w:rFonts w:ascii="Times New Roman" w:hAnsi="Times New Roman"/>
+        </w:rPr>
+        <w:fldChar w:fldCharType="begin"/>
+      </w:r>
+      <w:r>
+        <w:rPr>
+          <w:rFonts w:ascii="Times New Roman" w:hAnsi="Times New Roman"/>
+        </w:rPr>
+        <w:instrText>HYPERLINK "https://developer.mozilla.org/en-US/docs/Web/API/Worker"</w:instrText>
+      </w:r>
+      <w:r>
+        <w:rPr>
+          <w:rFonts w:ascii="Times New Roman" w:hAnsi="Times New Roman"/>
+        </w:rPr>
+      </w:r>
+      <w:r>
+        <w:rPr>
+          <w:rFonts w:ascii="Times New Roman" w:hAnsi="Times New Roman"/>
+        </w:rPr>
+        <w:fldChar w:fldCharType="separate"/>
+      </w:r>
+      <w:r>
+        <w:rPr>
+          <w:rFonts w:ascii="Times New Roman" w:hAnsi="Times New Roman"/>
+          <w:color w:val="0000FF"/>
+          <w:u w:val="single"/>
+        </w:rPr>
+        <w:t>Worker</w:t>
+      </w:r>
+      <w:r>
+        <w:rPr>
+          <w:rFonts w:ascii="Times New Roman" w:hAnsi="Times New Roman"/>
+        </w:rPr>
+        <w:fldChar w:fldCharType="end"/>
+      </w:r>
+    </w:p>
+    <w:p>
+      <w:pPr>
+        <w:pStyle w:val="2"/>
+        <w:spacing w:before="326" w:after="326"/>
+        <w:rPr>
+          <w:rFonts w:ascii="Times New Roman" w:hAnsi="Times New Roman" w:cs="Times New Roman"/>
+        </w:rPr>
+      </w:pPr>
+      <w:r>
+        <w:rPr>
+          <w:rFonts w:ascii="Times New Roman" w:hAnsi="Times New Roman" w:cs="Times New Roman"/>
+        </w:rPr>
+        <w:t>介绍</w:t>
+      </w:r>
+    </w:p>
+    <w:p>
+      <w:pPr>
+        <w:ind w:firstLine="482"/>
+        <w:rPr>
+          <w:rStyle w:val="a7"/>
+        </w:rPr>
+      </w:pPr>
+      <w:proofErr w:type="spellStart"/>
+      <w:r>
+        <w:rPr>
+          <w:rStyle w:val="af"/>
+          <w:color w:val="1B1B1B"/>
+          <w:shd w:val="clear" w:color="auto" w:fill="FFFFFF"/>
+        </w:rPr>
+        <w:t>WebWorkers</w:t>
+      </w:r>
+      <w:proofErr w:type="spellEnd"/>
+      <w:r>
+        <w:rPr>
+          <w:color w:val="1B1B1B"/>
+          <w:shd w:val="clear" w:color="auto" w:fill="FFFFFF"/>
+        </w:rPr>
+        <w:t>可以在与</w:t>
+      </w:r>
+      <w:r>
+        <w:rPr>
+          <w:color w:val="1B1B1B"/>
+          <w:shd w:val="clear" w:color="auto" w:fill="FFFFFF"/>
+        </w:rPr>
+        <w:t>Web</w:t>
+      </w:r>
+      <w:r>
+        <w:rPr>
+          <w:color w:val="1B1B1B"/>
+          <w:shd w:val="clear" w:color="auto" w:fill="FFFFFF"/>
+        </w:rPr>
+        <w:t>应用程序的</w:t>
+      </w:r>
+      <w:proofErr w:type="gramStart"/>
+      <w:r>
+        <w:rPr>
+          <w:color w:val="1B1B1B"/>
+          <w:shd w:val="clear" w:color="auto" w:fill="FFFFFF"/>
+        </w:rPr>
+        <w:t>主执行</w:t>
+      </w:r>
+      <w:proofErr w:type="gramEnd"/>
+      <w:r>
+        <w:rPr>
+          <w:color w:val="1B1B1B"/>
+          <w:shd w:val="clear" w:color="auto" w:fill="FFFFFF"/>
+        </w:rPr>
+        <w:t>线程分开的后台线程中运行脚本操作。这样做的优点是可以在单独的线程中执行繁重的处理，从而允许主（通常是</w:t>
+      </w:r>
+      <w:r>
+        <w:rPr>
+          <w:color w:val="1B1B1B"/>
+          <w:shd w:val="clear" w:color="auto" w:fill="FFFFFF"/>
+        </w:rPr>
+        <w:t>UI</w:t>
+      </w:r>
+      <w:r>
+        <w:rPr>
+          <w:color w:val="1B1B1B"/>
+          <w:shd w:val="clear" w:color="auto" w:fill="FFFFFF"/>
+        </w:rPr>
+        <w:t>）线程运行而不会被阻塞</w:t>
+      </w:r>
+      <w:r>
+        <w:rPr>
+          <w:color w:val="1B1B1B"/>
+          <w:shd w:val="clear" w:color="auto" w:fill="FFFFFF"/>
+        </w:rPr>
+        <w:t>/</w:t>
+      </w:r>
+      <w:r>
+        <w:rPr>
+          <w:color w:val="1B1B1B"/>
+          <w:shd w:val="clear" w:color="auto" w:fill="FFFFFF"/>
+        </w:rPr>
+        <w:t>减慢。</w:t>
+      </w:r>
+    </w:p>
+    <w:p>
+      <w:pPr>
+        <w:pStyle w:val="2"/>
+        <w:spacing w:before="326" w:after="326"/>
+        <w:rPr>
+          <w:rFonts w:ascii="Times New Roman" w:hAnsi="Times New Roman" w:cs="Times New Roman"/>
+        </w:rPr>
+      </w:pPr>
+      <w:r>
+        <w:rPr>
+          <w:rFonts w:ascii="Times New Roman" w:hAnsi="Times New Roman" w:cs="Times New Roman"/>
+        </w:rPr>
+        <w:t>概念和用法</w:t>
+      </w:r>
+    </w:p>
+    <w:p>
+      <w:r>
+        <w:t>工作线程是使用构造函数（例如</w:t>
+      </w:r>
+      <w:hyperlink r:id="rId7" w:tooltip="工人（）" w:history="1">
         <w:r>
           <w:rPr>
-            <w:rFonts w:ascii="var(--font-code)" w:hAnsi="var(--font-code)"/>
+            <w:rStyle w:val="HTML1"/>
+            <w:rFonts w:ascii="Times New Roman" w:hAnsi="Times New Roman" w:cs="Times New Roman"/>
             <w:color w:val="0000FF"/>
             <w:u w:val="single"/>
           </w:rPr>
-          <w:t>Worker</w:t>
+          <w:t>Worker()</w:t>
+        </w:r>
+      </w:hyperlink>
+      <w:r>
+        <w:t>）创建的对象，它运行命名的</w:t>
+      </w:r>
+      <w:r>
+        <w:t>JavaScript</w:t>
+      </w:r>
+      <w:r>
+        <w:t>文件</w:t>
+      </w:r>
+      <w:r>
+        <w:t>-</w:t>
+      </w:r>
+      <w:r>
+        <w:t>该文件包含将在工作线程中运行的代码。</w:t>
+      </w:r>
+    </w:p>
+    <w:p>
+      <w:r>
+        <w:t>除了标准</w:t>
+      </w:r>
+      <w:hyperlink r:id="rId8" w:history="1">
+        <w:r>
+          <w:rPr>
+            <w:rStyle w:val="a7"/>
+          </w:rPr>
+          <w:t>JavaScript</w:t>
+        </w:r>
+      </w:hyperlink>
+      <w:r>
+        <w:t>函数集（例如</w:t>
+      </w:r>
+      <w:hyperlink r:id="rId9" w:history="1">
+        <w:r>
+          <w:rPr>
+            <w:rStyle w:val="HTML1"/>
+            <w:rFonts w:ascii="Times New Roman" w:hAnsi="Times New Roman" w:cs="Times New Roman"/>
+            <w:color w:val="0000FF"/>
+            <w:u w:val="single"/>
+          </w:rPr>
+          <w:t>String</w:t>
+        </w:r>
+      </w:hyperlink>
+      <w:r>
+        <w:t>、</w:t>
+      </w:r>
+      <w:r>
+        <w:fldChar w:fldCharType="begin"/>
+      </w:r>
+      <w:r>
+        <w:instrText>HYPERLINK "https://developer.mozilla.org/en-US/docs/Web/JavaScript/Reference/Global_Objects/Array"</w:instrText>
+      </w:r>
+      <w:r>
+        <w:fldChar w:fldCharType="separate"/>
+      </w:r>
+      <w:r>
+        <w:rPr>
+          <w:rStyle w:val="HTML1"/>
+          <w:rFonts w:ascii="Times New Roman" w:hAnsi="Times New Roman" w:cs="Times New Roman"/>
+          <w:color w:val="0000FF"/>
+          <w:u w:val="single"/>
+        </w:rPr>
+        <w:t>Array</w:t>
+      </w:r>
+      <w:r>
+        <w:fldChar w:fldCharType="end"/>
+      </w:r>
+      <w:r>
+        <w:t>、</w:t>
+      </w:r>
+      <w:r>
+        <w:fldChar w:fldCharType="begin"/>
+      </w:r>
+      <w:r>
+        <w:instrText>HYPERLINK "https://developer.mozilla.org/en-US/docs/Web/JavaScript/Reference/Global_Objects/Object"</w:instrText>
+      </w:r>
+      <w:r>
+        <w:fldChar w:fldCharType="separate"/>
+      </w:r>
+      <w:r>
+        <w:rPr>
+          <w:rStyle w:val="HTML1"/>
+          <w:rFonts w:ascii="Times New Roman" w:hAnsi="Times New Roman" w:cs="Times New Roman"/>
+          <w:color w:val="0000FF"/>
+          <w:u w:val="single"/>
+        </w:rPr>
+        <w:t>Object</w:t>
+      </w:r>
+      <w:r>
+        <w:fldChar w:fldCharType="end"/>
+      </w:r>
+      <w:r>
+        <w:t>、</w:t>
+      </w:r>
+      <w:r>
+        <w:fldChar w:fldCharType="begin"/>
+      </w:r>
+      <w:r>
+        <w:instrText>HYPERLINK "https://developer.mozilla.org/en-US/docs/Web/JavaScript/Reference/Global_Objects/JSON"</w:instrText>
+      </w:r>
+      <w:r>
+        <w:fldChar w:fldCharType="separate"/>
+      </w:r>
+      <w:r>
+        <w:rPr>
+          <w:rStyle w:val="HTML1"/>
+          <w:rFonts w:ascii="Times New Roman" w:hAnsi="Times New Roman" w:cs="Times New Roman"/>
+          <w:color w:val="0000FF"/>
+          <w:u w:val="single"/>
+        </w:rPr>
+        <w:t>JSON</w:t>
+      </w:r>
+      <w:r>
+        <w:fldChar w:fldCharType="end"/>
+      </w:r>
+      <w:r>
+        <w:t>等）之外，您还可以在工作线程中运行几乎任何您喜欢的代码。有一些例外：例如，您不能从工作人员内部直接操作</w:t>
+      </w:r>
+      <w:r>
+        <w:t>DOM</w:t>
+      </w:r>
+      <w:r>
+        <w:t>，或使用对象的某些默认方法和属性</w:t>
+      </w:r>
+      <w:hyperlink r:id="rId10" w:history="1">
+        <w:r>
+          <w:rPr>
+            <w:rStyle w:val="HTML1"/>
+            <w:rFonts w:ascii="Times New Roman" w:hAnsi="Times New Roman" w:cs="Times New Roman"/>
+            <w:color w:val="0000FF"/>
+            <w:u w:val="single"/>
+          </w:rPr>
+          <w:t>Window</w:t>
+        </w:r>
+      </w:hyperlink>
+      <w:r>
+        <w:t>。有关</w:t>
+      </w:r>
+      <w:r>
+        <w:rPr>
+          <w:rStyle w:val="af3"/>
+          <w:color w:val="1B1B1B"/>
+        </w:rPr>
+        <w:t>可以</w:t>
+      </w:r>
+      <w:r>
+        <w:t>运行的代码的信息，请参阅下面的</w:t>
+      </w:r>
+      <w:hyperlink r:id="rId11" w:anchor="worker_global_contexts_and_functions" w:history="1">
+        <w:r>
+          <w:rPr>
+            <w:rStyle w:val="a7"/>
+          </w:rPr>
+          <w:t>工作线程全局上下文和函数</w:t>
+        </w:r>
+      </w:hyperlink>
+      <w:r>
+        <w:t>以及</w:t>
+      </w:r>
+      <w:hyperlink r:id="rId12" w:anchor="supported_web_apis" w:history="1">
+        <w:r>
+          <w:rPr>
+            <w:rStyle w:val="a7"/>
+          </w:rPr>
+          <w:t>支持的</w:t>
+        </w:r>
+        <w:r>
+          <w:rPr>
+            <w:rStyle w:val="a7"/>
+          </w:rPr>
+          <w:t>WebAPI</w:t>
+        </w:r>
+      </w:hyperlink>
+      <w:r>
+        <w:t>。</w:t>
+      </w:r>
+    </w:p>
+    <w:p>
+      <w:r>
+        <w:t>数据通过消息系统在工作线程和主线程之间发送</w:t>
+      </w:r>
+      <w:r>
+        <w:t>-</w:t>
+      </w:r>
+      <w:r>
+        <w:t>双方都使用该</w:t>
+      </w:r>
+      <w:proofErr w:type="spellStart"/>
+      <w:r>
+        <w:rPr>
+          <w:rStyle w:val="HTML1"/>
+          <w:rFonts w:ascii="Times New Roman" w:hAnsi="Times New Roman" w:cs="Times New Roman"/>
+          <w:color w:val="1B1B1B"/>
+        </w:rPr>
+        <w:t>postMessage</w:t>
+      </w:r>
+      <w:proofErr w:type="spellEnd"/>
+      <w:r>
+        <w:rPr>
+          <w:rStyle w:val="HTML1"/>
+          <w:rFonts w:ascii="Times New Roman" w:hAnsi="Times New Roman" w:cs="Times New Roman"/>
+          <w:color w:val="1B1B1B"/>
+        </w:rPr>
+        <w:t>()</w:t>
+      </w:r>
+      <w:r>
+        <w:t>方法发送消息，并通过事件处理程序响应消息</w:t>
+      </w:r>
+      <w:proofErr w:type="spellStart"/>
+      <w:r>
+        <w:rPr>
+          <w:rStyle w:val="HTML1"/>
+          <w:rFonts w:ascii="Times New Roman" w:hAnsi="Times New Roman" w:cs="Times New Roman"/>
+          <w:color w:val="1B1B1B"/>
+        </w:rPr>
+        <w:t>onmessage</w:t>
+      </w:r>
+      <w:proofErr w:type="spellEnd"/>
+      <w:r>
+        <w:t>（消息包含在</w:t>
+      </w:r>
+      <w:hyperlink r:id="rId13" w:tooltip="信息" w:history="1">
+        <w:r>
+          <w:rPr>
+            <w:rStyle w:val="HTML1"/>
+            <w:rFonts w:ascii="Times New Roman" w:hAnsi="Times New Roman" w:cs="Times New Roman"/>
+            <w:color w:val="0000FF"/>
+            <w:u w:val="single"/>
+          </w:rPr>
+          <w:t>message</w:t>
+        </w:r>
+      </w:hyperlink>
+      <w:r>
+        <w:t>事件的</w:t>
+      </w:r>
+      <w:r>
+        <w:rPr>
+          <w:rStyle w:val="HTML1"/>
+          <w:rFonts w:ascii="Times New Roman" w:hAnsi="Times New Roman" w:cs="Times New Roman"/>
+          <w:color w:val="1B1B1B"/>
+        </w:rPr>
+        <w:t>data</w:t>
+      </w:r>
+      <w:r>
+        <w:t>属性中）。数据被复制而不是共享。</w:t>
+      </w:r>
+    </w:p>
+    <w:p>
+      <w:r>
+        <w:t>工作人员可能会产生新的工作人员，只要这些工作人员托管在与父页面相同的</w:t>
+      </w:r>
+      <w:hyperlink r:id="rId14" w:history="1">
+        <w:r>
+          <w:rPr>
+            <w:rStyle w:val="a7"/>
+          </w:rPr>
+          <w:t>源中。</w:t>
         </w:r>
       </w:hyperlink>
     </w:p>
     <w:p>
+      <w:r>
+        <w:t>此外，工作人员可以使用</w:t>
+      </w:r>
+      <w:hyperlink r:id="rId15" w:history="1">
+        <w:r>
+          <w:rPr>
+            <w:rStyle w:val="HTML1"/>
+            <w:rFonts w:ascii="Times New Roman" w:hAnsi="Times New Roman" w:cs="Times New Roman"/>
+            <w:color w:val="0000FF"/>
+            <w:u w:val="single"/>
+          </w:rPr>
+          <w:t>fetch()</w:t>
+        </w:r>
+      </w:hyperlink>
+      <w:r>
+        <w:t>或</w:t>
+      </w:r>
+      <w:r>
+        <w:fldChar w:fldCharType="begin"/>
+      </w:r>
+      <w:r>
+        <w:instrText>HYPERLINK "https://developer.mozilla.org/en-US/docs/Web/API/XMLHttpRequest"</w:instrText>
+      </w:r>
+      <w:r>
+        <w:fldChar w:fldCharType="separate"/>
+      </w:r>
+      <w:r>
+        <w:rPr>
+          <w:rStyle w:val="HTML1"/>
+          <w:rFonts w:ascii="Times New Roman" w:hAnsi="Times New Roman" w:cs="Times New Roman"/>
+          <w:color w:val="0000FF"/>
+          <w:u w:val="single"/>
+        </w:rPr>
+        <w:t>XMLHttpRequest</w:t>
+      </w:r>
+      <w:r>
+        <w:fldChar w:fldCharType="end"/>
+      </w:r>
+      <w:r>
+        <w:t>API</w:t>
+      </w:r>
+      <w:r>
+        <w:t>发出网络请求（但请注意，</w:t>
+      </w:r>
+      <w:hyperlink r:id="rId16" w:tooltip="响应XML" w:history="1">
+        <w:r>
+          <w:rPr>
+            <w:rStyle w:val="HTML1"/>
+            <w:rFonts w:ascii="Times New Roman" w:hAnsi="Times New Roman" w:cs="Times New Roman"/>
+            <w:color w:val="0000FF"/>
+            <w:u w:val="single"/>
+          </w:rPr>
+          <w:t>responseXML</w:t>
+        </w:r>
+      </w:hyperlink>
+      <w:r>
+        <w:t>的属性</w:t>
+      </w:r>
+      <w:proofErr w:type="spellStart"/>
+      <w:r>
+        <w:rPr>
+          <w:rStyle w:val="HTML1"/>
+          <w:rFonts w:ascii="Times New Roman" w:hAnsi="Times New Roman" w:cs="Times New Roman"/>
+          <w:color w:val="1B1B1B"/>
+        </w:rPr>
+        <w:t>XMLHttpRequest</w:t>
+      </w:r>
+      <w:proofErr w:type="spellEnd"/>
+      <w:r>
+        <w:t>始终为</w:t>
+      </w:r>
+      <w:r>
+        <w:rPr>
+          <w:rStyle w:val="HTML1"/>
+          <w:rFonts w:ascii="Times New Roman" w:hAnsi="Times New Roman" w:cs="Times New Roman"/>
+          <w:color w:val="1B1B1B"/>
+        </w:rPr>
+        <w:t>null</w:t>
+      </w:r>
+      <w:r>
+        <w:t>）。</w:t>
+      </w:r>
+    </w:p>
+    <w:p>
       <w:pPr>
         <w:pStyle w:val="2"/>
         <w:spacing w:before="326" w:after="326"/>
-      </w:pPr>
-      <w:r>
         <w:rPr>
-          <w:rFonts w:hint="eastAsia"/>
+          <w:rFonts w:ascii="Times New Roman" w:hAnsi="Times New Roman" w:cs="Times New Roman"/>
         </w:rPr>
-        <w:t>介绍</w:t>
-      </w:r>
-    </w:p>
-    <w:p>
-      <w:pPr>
-        <w:ind w:firstLine="482"/>
+      </w:pPr>
+      <w:r>
         <w:rPr>
-          <w:rStyle w:val="a7"/>
-        </w:rPr>
-      </w:pPr>
-      <w:r>
-        <w:rPr>
-          <w:rStyle w:val="af"/>
-          <w:rFonts w:ascii="Inter" w:hAnsi="Inter"/>
-          <w:color w:val="1B1B1B"/>
-          <w:shd w:val="clear" w:color="auto" w:fill="FFFFFF"/>
-        </w:rPr>
-        <w:t>Web Workers</w:t>
-      </w:r>
-      <w:r>
-        <w:rPr>
-          <w:rFonts w:ascii="Inter" w:hAnsi="Inter"/>
-          <w:color w:val="1B1B1B"/>
-          <w:shd w:val="clear" w:color="auto" w:fill="FFFFFF"/>
-        </w:rPr>
-        <w:t>可以在与</w:t>
-      </w:r>
-      <w:r>
-        <w:rPr>
-          <w:rFonts w:ascii="Inter" w:hAnsi="Inter"/>
-          <w:color w:val="1B1B1B"/>
-          <w:shd w:val="clear" w:color="auto" w:fill="FFFFFF"/>
-        </w:rPr>
-        <w:t xml:space="preserve"> Web </w:t>
-      </w:r>
-      <w:r>
-        <w:rPr>
-          <w:rFonts w:ascii="Inter" w:hAnsi="Inter"/>
-          <w:color w:val="1B1B1B"/>
-          <w:shd w:val="clear" w:color="auto" w:fill="FFFFFF"/>
-        </w:rPr>
-        <w:t>应用程序的主执行线程分开的后台线程中运行脚本操作。这样做的优点是可以在单独的线程中执行繁重的处理，从而允许主（通常是</w:t>
-      </w:r>
-      <w:r>
-        <w:rPr>
-          <w:rFonts w:ascii="Inter" w:hAnsi="Inter"/>
-          <w:color w:val="1B1B1B"/>
-          <w:shd w:val="clear" w:color="auto" w:fill="FFFFFF"/>
-        </w:rPr>
-        <w:t xml:space="preserve"> UI</w:t>
-      </w:r>
-      <w:r>
-        <w:rPr>
-          <w:rFonts w:ascii="Inter" w:hAnsi="Inter"/>
-          <w:color w:val="1B1B1B"/>
-          <w:shd w:val="clear" w:color="auto" w:fill="FFFFFF"/>
-        </w:rPr>
-        <w:t>）线程运行而不会被阻塞</w:t>
-      </w:r>
-      <w:r>
-        <w:rPr>
-          <w:rFonts w:ascii="Inter" w:hAnsi="Inter"/>
-          <w:color w:val="1B1B1B"/>
-          <w:shd w:val="clear" w:color="auto" w:fill="FFFFFF"/>
-        </w:rPr>
-        <w:t>/</w:t>
-      </w:r>
-      <w:r>
-        <w:rPr>
-          <w:rFonts w:ascii="Inter" w:hAnsi="Inter"/>
-          <w:color w:val="1B1B1B"/>
-          <w:shd w:val="clear" w:color="auto" w:fill="FFFFFF"/>
-        </w:rPr>
-        <w:t>减慢。</w:t>
-      </w:r>
-    </w:p>
-    <w:p>
-      <w:pPr>
-        <w:pStyle w:val="2"/>
-        <w:spacing w:before="326" w:after="326"/>
-      </w:pPr>
-      <w:r>
-        <w:rPr>
-          <w:rFonts w:hint="eastAsia"/>
-        </w:rPr>
-        <w:t>概念和用法</w:t>
-      </w:r>
-    </w:p>
-    <w:p>
-      <w:pPr>
-        <w:pStyle w:val="2"/>
-        <w:spacing w:before="326" w:after="326"/>
-      </w:pPr>
-      <w:r>
-        <w:rPr>
-          <w:rFonts w:hint="eastAsia"/>
+          <w:rFonts w:ascii="Times New Roman" w:hAnsi="Times New Roman" w:cs="Times New Roman"/>
         </w:rPr>
         <w:t>接口目录</w:t>
       </w:r>
@@ -156,9 +560,6 @@
               <w:pStyle w:val="af1"/>
             </w:pPr>
             <w:r>
-              <w:rPr>
-                <w:rFonts w:hint="eastAsia"/>
-              </w:rPr>
               <w:t>接口名称</w:t>
             </w:r>
           </w:p>
@@ -178,9 +579,6 @@
               <w:pStyle w:val="af1"/>
             </w:pPr>
             <w:r>
-              <w:rPr>
-                <w:rFonts w:hint="eastAsia"/>
-              </w:rPr>
               <w:t>目录链接</w:t>
             </w:r>
           </w:p>
@@ -201,6 +599,17 @@
             <w:pPr>
               <w:pStyle w:val="af1"/>
             </w:pPr>
+            <w:hyperlink r:id="rId17" w:history="1">
+              <w:r>
+                <w:rPr>
+                  <w:rStyle w:val="HTML1"/>
+                  <w:rFonts w:ascii="Times New Roman" w:hAnsi="Times New Roman" w:cs="Times New Roman"/>
+                  <w:sz w:val="18"/>
+                  <w:szCs w:val="18"/>
+                </w:rPr>
+                <w:t>Worker</w:t>
+              </w:r>
+            </w:hyperlink>
           </w:p>
         </w:tc>
         <w:tc>
@@ -217,6 +626,14 @@
             <w:pPr>
               <w:pStyle w:val="af1"/>
             </w:pPr>
+            <w:hyperlink r:id="rId18" w:history="1">
+              <w:r>
+                <w:rPr>
+                  <w:rStyle w:val="a7"/>
+                </w:rPr>
+                <w:t>链接</w:t>
+              </w:r>
+            </w:hyperlink>
           </w:p>
         </w:tc>
       </w:tr>
@@ -235,6 +652,17 @@
             <w:pPr>
               <w:pStyle w:val="af1"/>
             </w:pPr>
+            <w:hyperlink r:id="rId19" w:history="1">
+              <w:r>
+                <w:rPr>
+                  <w:rStyle w:val="HTML1"/>
+                  <w:rFonts w:ascii="Times New Roman" w:hAnsi="Times New Roman" w:cs="Times New Roman"/>
+                  <w:sz w:val="18"/>
+                  <w:szCs w:val="18"/>
+                </w:rPr>
+                <w:t>WorkerLocation</w:t>
+              </w:r>
+            </w:hyperlink>
           </w:p>
         </w:tc>
         <w:tc>
@@ -251,6 +679,226 @@
             <w:pPr>
               <w:pStyle w:val="af1"/>
             </w:pPr>
+            <w:hyperlink r:id="rId20" w:history="1">
+              <w:r>
+                <w:rPr>
+                  <w:rStyle w:val="a7"/>
+                </w:rPr>
+                <w:t>链接</w:t>
+              </w:r>
+            </w:hyperlink>
+          </w:p>
+        </w:tc>
+      </w:tr>
+      <w:tr>
+        <w:tc>
+          <w:tcPr>
+            <w:tcW w:w="2500" w:type="pct"/>
+            <w:tcBorders>
+              <w:top w:val="nil"/>
+              <w:left w:val="nil"/>
+              <w:bottom w:val="nil"/>
+              <w:right w:val="nil"/>
+            </w:tcBorders>
+          </w:tcPr>
+          <w:p>
+            <w:pPr>
+              <w:pStyle w:val="af1"/>
+            </w:pPr>
+            <w:hyperlink r:id="rId21" w:history="1">
+              <w:r>
+                <w:rPr>
+                  <w:rStyle w:val="HTML1"/>
+                  <w:rFonts w:ascii="Times New Roman" w:hAnsi="Times New Roman" w:cs="Times New Roman"/>
+                  <w:sz w:val="18"/>
+                  <w:szCs w:val="18"/>
+                </w:rPr>
+                <w:t>SharedWorker</w:t>
+              </w:r>
+            </w:hyperlink>
+          </w:p>
+        </w:tc>
+        <w:tc>
+          <w:tcPr>
+            <w:tcW w:w="2500" w:type="pct"/>
+            <w:tcBorders>
+              <w:top w:val="nil"/>
+              <w:left w:val="nil"/>
+              <w:bottom w:val="nil"/>
+              <w:right w:val="nil"/>
+            </w:tcBorders>
+          </w:tcPr>
+          <w:p>
+            <w:pPr>
+              <w:pStyle w:val="af1"/>
+            </w:pPr>
+            <w:hyperlink r:id="rId22" w:history="1">
+              <w:r>
+                <w:rPr>
+                  <w:rStyle w:val="a7"/>
+                </w:rPr>
+                <w:t>链接</w:t>
+              </w:r>
+            </w:hyperlink>
+          </w:p>
+        </w:tc>
+      </w:tr>
+      <w:tr>
+        <w:tc>
+          <w:tcPr>
+            <w:tcW w:w="2500" w:type="pct"/>
+            <w:tcBorders>
+              <w:top w:val="nil"/>
+              <w:left w:val="nil"/>
+              <w:bottom w:val="nil"/>
+              <w:right w:val="nil"/>
+            </w:tcBorders>
+          </w:tcPr>
+          <w:p>
+            <w:pPr>
+              <w:pStyle w:val="af1"/>
+            </w:pPr>
+            <w:hyperlink r:id="rId23" w:history="1">
+              <w:r>
+                <w:rPr>
+                  <w:rStyle w:val="HTML1"/>
+                  <w:rFonts w:ascii="Times New Roman" w:hAnsi="Times New Roman" w:cs="Times New Roman"/>
+                  <w:sz w:val="18"/>
+                  <w:szCs w:val="18"/>
+                </w:rPr>
+                <w:t>WorkerGlobalScope</w:t>
+              </w:r>
+            </w:hyperlink>
+          </w:p>
+        </w:tc>
+        <w:tc>
+          <w:tcPr>
+            <w:tcW w:w="2500" w:type="pct"/>
+            <w:tcBorders>
+              <w:top w:val="nil"/>
+              <w:left w:val="nil"/>
+              <w:bottom w:val="nil"/>
+              <w:right w:val="nil"/>
+            </w:tcBorders>
+          </w:tcPr>
+          <w:p>
+            <w:pPr>
+              <w:pStyle w:val="af1"/>
+            </w:pPr>
+            <w:hyperlink r:id="rId24" w:history="1">
+              <w:r>
+                <w:rPr>
+                  <w:rStyle w:val="a7"/>
+                </w:rPr>
+                <w:t>链接</w:t>
+              </w:r>
+            </w:hyperlink>
+          </w:p>
+        </w:tc>
+      </w:tr>
+      <w:tr>
+        <w:tc>
+          <w:tcPr>
+            <w:tcW w:w="2500" w:type="pct"/>
+            <w:tcBorders>
+              <w:top w:val="nil"/>
+              <w:left w:val="nil"/>
+              <w:bottom w:val="nil"/>
+              <w:right w:val="nil"/>
+            </w:tcBorders>
+          </w:tcPr>
+          <w:p>
+            <w:pPr>
+              <w:pStyle w:val="af1"/>
+            </w:pPr>
+            <w:hyperlink r:id="rId25" w:history="1">
+              <w:r>
+                <w:rPr>
+                  <w:rStyle w:val="HTML1"/>
+                  <w:rFonts w:ascii="Times New Roman" w:hAnsi="Times New Roman" w:cs="Times New Roman"/>
+                  <w:sz w:val="18"/>
+                  <w:szCs w:val="18"/>
+                </w:rPr>
+                <w:t>DedicatedWorkerGlobalScope</w:t>
+              </w:r>
+            </w:hyperlink>
+          </w:p>
+        </w:tc>
+        <w:tc>
+          <w:tcPr>
+            <w:tcW w:w="2500" w:type="pct"/>
+            <w:tcBorders>
+              <w:top w:val="nil"/>
+              <w:left w:val="nil"/>
+              <w:bottom w:val="nil"/>
+              <w:right w:val="nil"/>
+            </w:tcBorders>
+          </w:tcPr>
+          <w:p>
+            <w:pPr>
+              <w:pStyle w:val="af1"/>
+            </w:pPr>
+            <w:hyperlink r:id="rId26" w:history="1">
+              <w:r>
+                <w:rPr>
+                  <w:rStyle w:val="a7"/>
+                </w:rPr>
+                <w:t>链接</w:t>
+              </w:r>
+            </w:hyperlink>
+          </w:p>
+        </w:tc>
+      </w:tr>
+      <w:tr>
+        <w:tc>
+          <w:tcPr>
+            <w:tcW w:w="2500" w:type="pct"/>
+            <w:tcBorders>
+              <w:top w:val="nil"/>
+              <w:left w:val="nil"/>
+              <w:bottom w:val="nil"/>
+              <w:right w:val="nil"/>
+            </w:tcBorders>
+          </w:tcPr>
+          <w:p>
+            <w:pPr>
+              <w:pStyle w:val="af1"/>
+            </w:pPr>
+            <w:hyperlink r:id="rId27" w:history="1">
+              <w:r>
+                <w:rPr>
+                  <w:rStyle w:val="HTML1"/>
+                  <w:rFonts w:ascii="Times New Roman" w:hAnsi="Times New Roman" w:cs="Times New Roman"/>
+                  <w:sz w:val="18"/>
+                  <w:szCs w:val="18"/>
+                </w:rPr>
+                <w:t>SharedWorkerGlobalScope</w:t>
+              </w:r>
+            </w:hyperlink>
+          </w:p>
+        </w:tc>
+        <w:tc>
+          <w:tcPr>
+            <w:tcW w:w="2500" w:type="pct"/>
+            <w:tcBorders>
+              <w:top w:val="nil"/>
+              <w:left w:val="nil"/>
+              <w:bottom w:val="nil"/>
+              <w:right w:val="nil"/>
+            </w:tcBorders>
+          </w:tcPr>
+          <w:p>
+            <w:pPr>
+              <w:pStyle w:val="af1"/>
+            </w:pPr>
+            <w:hyperlink r:id="rId28" w:history="1">
+              <w:r>
+                <w:rPr>
+                  <w:rStyle w:val="a7"/>
+                </w:rPr>
+                <w:t>链接</w:t>
+              </w:r>
+            </w:hyperlink>
           </w:p>
         </w:tc>
       </w:tr>
@@ -272,6 +920,17 @@
             <w:pPr>
               <w:pStyle w:val="af1"/>
             </w:pPr>
+            <w:hyperlink r:id="rId29" w:history="1">
+              <w:r>
+                <w:rPr>
+                  <w:rStyle w:val="HTML1"/>
+                  <w:rFonts w:ascii="Times New Roman" w:hAnsi="Times New Roman" w:cs="Times New Roman"/>
+                  <w:sz w:val="18"/>
+                  <w:szCs w:val="18"/>
+                </w:rPr>
+                <w:t>WorkerNavigator</w:t>
+              </w:r>
+            </w:hyperlink>
           </w:p>
         </w:tc>
         <w:tc>
@@ -288,6 +947,14 @@
             <w:pPr>
               <w:pStyle w:val="af1"/>
             </w:pPr>
+            <w:hyperlink r:id="rId30" w:history="1">
+              <w:r>
+                <w:rPr>
+                  <w:rStyle w:val="a7"/>
+                </w:rPr>
+                <w:t>链接</w:t>
+              </w:r>
+            </w:hyperlink>
           </w:p>
         </w:tc>
       </w:tr>
@@ -296,10 +963,13 @@
       <w:pPr>
         <w:pStyle w:val="2"/>
         <w:spacing w:before="326" w:after="326"/>
-      </w:pPr>
-      <w:r>
         <w:rPr>
-          <w:rFonts w:hint="eastAsia"/>
+          <w:rFonts w:ascii="Times New Roman" w:hAnsi="Times New Roman" w:cs="Times New Roman"/>
+        </w:rPr>
+      </w:pPr>
+      <w:r>
+        <w:rPr>
+          <w:rFonts w:ascii="Times New Roman" w:hAnsi="Times New Roman" w:cs="Times New Roman"/>
         </w:rPr>
         <w:t>特殊用法</w:t>
       </w:r>
@@ -330,15 +1000,9 @@
               <w:pStyle w:val="af1"/>
             </w:pPr>
             <w:r>
-              <w:rPr>
-                <w:rFonts w:hint="eastAsia"/>
-              </w:rPr>
               <w:t>用法</w:t>
             </w:r>
             <w:r>
-              <w:rPr>
-                <w:rFonts w:hint="eastAsia"/>
-              </w:rPr>
               <w:t>名称</w:t>
             </w:r>
           </w:p>
@@ -358,9 +1022,6 @@
               <w:pStyle w:val="af1"/>
             </w:pPr>
             <w:r>
-              <w:rPr>
-                <w:rFonts w:hint="eastAsia"/>
-              </w:rPr>
               <w:t>目录链接</w:t>
             </w:r>
           </w:p>
@@ -474,10 +1135,13 @@
       <w:pPr>
         <w:pStyle w:val="2"/>
         <w:spacing w:before="326" w:after="326"/>
-      </w:pPr>
-      <w:r>
         <w:rPr>
-          <w:rFonts w:hint="eastAsia"/>
+          <w:rFonts w:ascii="Times New Roman" w:hAnsi="Times New Roman" w:cs="Times New Roman"/>
+        </w:rPr>
+      </w:pPr>
+      <w:r>
+        <w:rPr>
+          <w:rFonts w:ascii="Times New Roman" w:hAnsi="Times New Roman" w:cs="Times New Roman"/>
         </w:rPr>
         <w:t>注意事项</w:t>
       </w:r>
@@ -486,21 +1150,24 @@
       <w:pPr>
         <w:pStyle w:val="2"/>
         <w:spacing w:before="326" w:after="326"/>
-      </w:pPr>
-      <w:r>
         <w:rPr>
-          <w:rFonts w:hint="eastAsia"/>
+          <w:rFonts w:ascii="Times New Roman" w:hAnsi="Times New Roman" w:cs="Times New Roman"/>
+        </w:rPr>
+      </w:pPr>
+      <w:r>
+        <w:rPr>
+          <w:rFonts w:ascii="Times New Roman" w:hAnsi="Times New Roman" w:cs="Times New Roman"/>
         </w:rPr>
         <w:t>兼容性</w:t>
       </w:r>
     </w:p>
     <w:sectPr>
-      <w:headerReference w:type="even" r:id="rId8"/>
-      <w:headerReference w:type="default" r:id="rId9"/>
-      <w:footerReference w:type="even" r:id="rId10"/>
-      <w:footerReference w:type="default" r:id="rId11"/>
-      <w:headerReference w:type="first" r:id="rId12"/>
-      <w:footerReference w:type="first" r:id="rId13"/>
+      <w:headerReference w:type="even" r:id="rId31"/>
+      <w:headerReference w:type="default" r:id="rId32"/>
+      <w:footerReference w:type="even" r:id="rId33"/>
+      <w:footerReference w:type="default" r:id="rId34"/>
+      <w:headerReference w:type="first" r:id="rId35"/>
+      <w:footerReference w:type="first" r:id="rId36"/>
       <w:pgSz w:w="11906" w:h="16838"/>
       <w:pgMar w:top="1440" w:right="1800" w:bottom="1440" w:left="1800" w:header="850" w:footer="992" w:gutter="0"/>
       <w:pgNumType w:start="1"/>
@@ -3003,7 +3670,6 @@
     <w:name w:val="Normal (Web)"/>
     <w:basedOn w:val="a"/>
     <w:uiPriority w:val="99"/>
-    <w:semiHidden/>
     <w:unhideWhenUsed/>
     <w:rsid w:val="00A142A7"/>
     <w:pPr>
@@ -3185,6 +3851,17 @@
     <w:name w:val="indexlistterm"/>
     <w:basedOn w:val="a0"/>
     <w:rsid w:val="001A3A57"/>
+  </w:style>
+  <w:style w:type="character" w:styleId="af3">
+    <w:name w:val="Emphasis"/>
+    <w:basedOn w:val="a0"/>
+    <w:uiPriority w:val="20"/>
+    <w:qFormat/>
+    <w:rsid w:val="009B7233"/>
+    <w:rPr>
+      <w:i/>
+      <w:iCs/>
+    </w:rPr>
   </w:style>
 </w:styles>
 </file>
